--- a/document_templates/Mention-manuscrite/mention_manuscrite.docx
+++ b/document_templates/Mention-manuscrite/mention_manuscrite.docx
@@ -97,23 +97,10 @@
           <w:szCs w:val="48"/>
           <w:lang w:val="en-US"/>
         </w:rPr>
-        <w:t>({$amount.</w:t>
+        <w:t xml:space="preserve">(${amount.fr}  </w:t>
       </w:r>
       <w:bookmarkStart w:id="0" w:name="_GoBack"/>
       <w:bookmarkEnd w:id="0"/>
-      <w:r>
-        <w:rPr>
-          <w:rFonts w:hint="default" w:asciiTheme="minorHAnsi" w:hAnsiTheme="minorHAnsi" w:cstheme="minorHAnsi"/>
-          <w:b/>
-          <w:bCs/>
-          <w:i/>
-          <w:iCs/>
-          <w:sz w:val="48"/>
-          <w:szCs w:val="48"/>
-          <w:lang w:val="en-US"/>
-        </w:rPr>
-        <w:t xml:space="preserve">fr} </w:t>
-      </w:r>
       <w:r>
         <w:rPr>
           <w:rFonts w:asciiTheme="minorHAnsi" w:hAnsiTheme="minorHAnsi" w:cstheme="minorHAnsi"/>
